--- a/Website/static/downloads/showcase/workflows/word-service-intake/template.docx
+++ b/Website/static/downloads/showcase/workflows/word-service-intake/template.docx
@@ -53,16 +53,14 @@
         </w:sdtPr>
         <w:sdtContent>
           <w:r>
+            <w:rPr>
+              <w:rFonts w:ascii="Carlito" w:hAnsi="Carlito" w:eastAsia="Carlito" w:cs="Carlito"/>
+              <w:sz w:val="22"/>
+            </w:rPr>
             <w:t xml:space="preserve">Enter request identifier</w:t>
           </w:r>
         </w:sdtContent>
       </w:sdt>
-      <w:r>
-        <w:rPr>
-          <w:rFonts w:ascii="Carlito" w:hAnsi="Carlito" w:eastAsia="Carlito" w:cs="Carlito"/>
-          <w:sz w:val="22"/>
-        </w:rPr>
-      </w:r>
     </w:p>
     <w:p>
       <w:pPr>
@@ -90,16 +88,14 @@
         </w:sdtPr>
         <w:sdtContent>
           <w:r>
+            <w:rPr>
+              <w:rFonts w:ascii="Carlito" w:hAnsi="Carlito" w:eastAsia="Carlito" w:cs="Carlito"/>
+              <w:sz w:val="22"/>
+            </w:rPr>
             <w:t xml:space="preserve">Enter requested by</w:t>
           </w:r>
         </w:sdtContent>
       </w:sdt>
-      <w:r>
-        <w:rPr>
-          <w:rFonts w:ascii="Carlito" w:hAnsi="Carlito" w:eastAsia="Carlito" w:cs="Carlito"/>
-          <w:sz w:val="22"/>
-        </w:rPr>
-      </w:r>
     </w:p>
     <w:p>
       <w:pPr>
@@ -127,16 +123,14 @@
         </w:sdtPr>
         <w:sdtContent>
           <w:r>
+            <w:rPr>
+              <w:rFonts w:ascii="Carlito" w:hAnsi="Carlito" w:eastAsia="Carlito" w:cs="Carlito"/>
+              <w:sz w:val="22"/>
+            </w:rPr>
             <w:t xml:space="preserve">Enter service</w:t>
           </w:r>
         </w:sdtContent>
       </w:sdt>
-      <w:r>
-        <w:rPr>
-          <w:rFonts w:ascii="Carlito" w:hAnsi="Carlito" w:eastAsia="Carlito" w:cs="Carlito"/>
-          <w:sz w:val="22"/>
-        </w:rPr>
-      </w:r>
     </w:p>
     <w:p>
       <w:pPr>
@@ -164,16 +158,14 @@
         </w:sdtPr>
         <w:sdtContent>
           <w:r>
+            <w:rPr>
+              <w:rFonts w:ascii="Carlito" w:hAnsi="Carlito" w:eastAsia="Carlito" w:cs="Carlito"/>
+              <w:sz w:val="22"/>
+            </w:rPr>
             <w:t xml:space="preserve">Enter business need</w:t>
           </w:r>
         </w:sdtContent>
       </w:sdt>
-      <w:r>
-        <w:rPr>
-          <w:rFonts w:ascii="Carlito" w:hAnsi="Carlito" w:eastAsia="Carlito" w:cs="Carlito"/>
-          <w:sz w:val="22"/>
-        </w:rPr>
-      </w:r>
     </w:p>
     <w:p>
       <w:pPr>
@@ -201,16 +193,14 @@
         </w:sdtPr>
         <w:sdtContent>
           <w:r>
+            <w:rPr>
+              <w:rFonts w:ascii="Carlito" w:hAnsi="Carlito" w:eastAsia="Carlito" w:cs="Carlito"/>
+              <w:sz w:val="22"/>
+            </w:rPr>
             <w:t xml:space="preserve">Enter required outcome</w:t>
           </w:r>
         </w:sdtContent>
       </w:sdt>
-      <w:r>
-        <w:rPr>
-          <w:rFonts w:ascii="Carlito" w:hAnsi="Carlito" w:eastAsia="Carlito" w:cs="Carlito"/>
-          <w:sz w:val="22"/>
-        </w:rPr>
-      </w:r>
     </w:p>
     <w:p>
       <w:pPr>

--- a/Website/static/downloads/showcase/workflows/word-service-intake/template.docx
+++ b/Website/static/downloads/showcase/workflows/word-service-intake/template.docx
@@ -9,7 +9,6 @@
       </w:pPr>
       <w:r>
         <w:rPr>
-          <w:rFonts w:ascii="Carlito" w:hAnsi="Carlito" w:eastAsia="Carlito" w:cs="Carlito"/>
           <w:sz w:val="52"/>
         </w:rPr>
         <w:t xml:space="preserve">Service request</w:t>
@@ -21,7 +20,6 @@
       </w:pPr>
       <w:r>
         <w:rPr>
-          <w:rFonts w:ascii="Carlito" w:hAnsi="Carlito" w:eastAsia="Carlito" w:cs="Carlito"/>
           <w:sz w:val="22"/>
         </w:rPr>
         <w:t xml:space="preserve">NORTHWIND / INTAKE / EDITABLE TEMPLATE</w:t>
@@ -33,9 +31,8 @@
       </w:pPr>
       <w:r>
         <w:rPr>
-          <w:rFonts w:ascii="Carlito" w:hAnsi="Carlito" w:eastAsia="Carlito" w:cs="Carlito"/>
-          <w:b/>
-          <w:bCs/>
+          <w:b w:val="true"/>
+          <w:bCs w:val="true"/>
           <w:sz w:val="22"/>
         </w:rPr>
         <w:t xml:space="preserve">Request identifier</w:t>
@@ -54,7 +51,6 @@
         <w:sdtContent>
           <w:r>
             <w:rPr>
-              <w:rFonts w:ascii="Carlito" w:hAnsi="Carlito" w:eastAsia="Carlito" w:cs="Carlito"/>
               <w:sz w:val="22"/>
             </w:rPr>
             <w:t xml:space="preserve">Enter request identifier</w:t>
@@ -68,9 +64,8 @@
       </w:pPr>
       <w:r>
         <w:rPr>
-          <w:rFonts w:ascii="Carlito" w:hAnsi="Carlito" w:eastAsia="Carlito" w:cs="Carlito"/>
-          <w:b/>
-          <w:bCs/>
+          <w:b w:val="true"/>
+          <w:bCs w:val="true"/>
           <w:sz w:val="22"/>
         </w:rPr>
         <w:t xml:space="preserve">Requested by</w:t>
@@ -89,7 +84,6 @@
         <w:sdtContent>
           <w:r>
             <w:rPr>
-              <w:rFonts w:ascii="Carlito" w:hAnsi="Carlito" w:eastAsia="Carlito" w:cs="Carlito"/>
               <w:sz w:val="22"/>
             </w:rPr>
             <w:t xml:space="preserve">Enter requested by</w:t>
@@ -103,9 +97,8 @@
       </w:pPr>
       <w:r>
         <w:rPr>
-          <w:rFonts w:ascii="Carlito" w:hAnsi="Carlito" w:eastAsia="Carlito" w:cs="Carlito"/>
-          <w:b/>
-          <w:bCs/>
+          <w:b w:val="true"/>
+          <w:bCs w:val="true"/>
           <w:sz w:val="22"/>
         </w:rPr>
         <w:t xml:space="preserve">Service</w:t>
@@ -124,7 +117,6 @@
         <w:sdtContent>
           <w:r>
             <w:rPr>
-              <w:rFonts w:ascii="Carlito" w:hAnsi="Carlito" w:eastAsia="Carlito" w:cs="Carlito"/>
               <w:sz w:val="22"/>
             </w:rPr>
             <w:t xml:space="preserve">Enter service</w:t>
@@ -138,9 +130,8 @@
       </w:pPr>
       <w:r>
         <w:rPr>
-          <w:rFonts w:ascii="Carlito" w:hAnsi="Carlito" w:eastAsia="Carlito" w:cs="Carlito"/>
-          <w:b/>
-          <w:bCs/>
+          <w:b w:val="true"/>
+          <w:bCs w:val="true"/>
           <w:sz w:val="22"/>
         </w:rPr>
         <w:t xml:space="preserve">Business need</w:t>
@@ -159,7 +150,6 @@
         <w:sdtContent>
           <w:r>
             <w:rPr>
-              <w:rFonts w:ascii="Carlito" w:hAnsi="Carlito" w:eastAsia="Carlito" w:cs="Carlito"/>
               <w:sz w:val="22"/>
             </w:rPr>
             <w:t xml:space="preserve">Enter business need</w:t>
@@ -173,9 +163,8 @@
       </w:pPr>
       <w:r>
         <w:rPr>
-          <w:rFonts w:ascii="Carlito" w:hAnsi="Carlito" w:eastAsia="Carlito" w:cs="Carlito"/>
-          <w:b/>
-          <w:bCs/>
+          <w:b w:val="true"/>
+          <w:bCs w:val="true"/>
           <w:sz w:val="22"/>
         </w:rPr>
         <w:t xml:space="preserve">Required outcome</w:t>
@@ -194,7 +183,6 @@
         <w:sdtContent>
           <w:r>
             <w:rPr>
-              <w:rFonts w:ascii="Carlito" w:hAnsi="Carlito" w:eastAsia="Carlito" w:cs="Carlito"/>
               <w:sz w:val="22"/>
             </w:rPr>
             <w:t xml:space="preserve">Enter required outcome</w:t>
@@ -209,7 +197,6 @@
       </w:pPr>
       <w:r>
         <w:rPr>
-          <w:rFonts w:ascii="Carlito" w:hAnsi="Carlito" w:eastAsia="Carlito" w:cs="Carlito"/>
           <w:sz w:val="30"/>
         </w:rPr>
         <w:t xml:space="preserve">Triage guidance</w:t>
@@ -221,13 +208,14 @@
       </w:pPr>
       <w:r>
         <w:rPr>
-          <w:rFonts w:ascii="Carlito" w:hAnsi="Carlito" w:eastAsia="Carlito" w:cs="Carlito"/>
           <w:sz w:val="22"/>
         </w:rPr>
         <w:t xml:space="preserve">Confirm the owner, clarify acceptance criteria and agree the next update before scheduling work.</w:t>
       </w:r>
     </w:p>
     <w:sectPr>
+      <w:headerReference w:type="default" r:id="R2986e7c6948e4422"/>
+      <w:footerReference w:type="default" r:id="R00b0bb12c15e4096"/>
       <w:pgSz w:w="12240" w:h="15840" w:code="1"/>
       <w:pgMar w:top="1440" w:right="1440" w:bottom="1440" w:left="1440" w:header="720" w:footer="720" w:gutter="0"/>
     </w:sectPr>
@@ -237,6 +225,66 @@
 
 <file path=word/endnotes.xml><?xml version="1.0" encoding="utf-8"?>
 <w:endnotes xmlns:wpc="http://schemas.microsoft.com/office/word/2010/wordprocessingCanvas" xmlns:cx="http://schemas.microsoft.com/office/drawing/2014/chartex" xmlns:cx1="http://schemas.microsoft.com/office/drawing/2015/9/8/chartex" xmlns:cx2="http://schemas.microsoft.com/office/drawing/2015/10/21/chartex" xmlns:cx3="http://schemas.microsoft.com/office/drawing/2016/5/9/chartex" xmlns:cx4="http://schemas.microsoft.com/office/drawing/2016/5/10/chartex" xmlns:cx5="http://schemas.microsoft.com/office/drawing/2016/5/11/chartex" xmlns:cx6="http://schemas.microsoft.com/office/drawing/2016/5/12/chartex" xmlns:cx7="http://schemas.microsoft.com/office/drawing/2016/5/13/chartex" xmlns:cx8="http://schemas.microsoft.com/office/drawing/2016/5/14/chartex" xmlns:mc="http://schemas.openxmlformats.org/markup-compatibility/2006" xmlns:aink="http://schemas.microsoft.com/office/drawing/2016/ink" xmlns:am3d="http://schemas.microsoft.com/office/drawing/2017/model3d" xmlns:o="urn:schemas-microsoft-com:office:office" xmlns:oel="http://schemas.microsoft.com/office/2019/extlst" xmlns:r="http://schemas.openxmlformats.org/officeDocument/2006/relationships" xmlns:m="http://schemas.openxmlformats.org/officeDocument/2006/math" xmlns:v="urn:schemas-microsoft-com:vml" xmlns:wp14="http://schemas.microsoft.com/office/word/2010/wordprocessingDrawing" xmlns:wp="http://schemas.openxmlformats.org/drawingml/2006/wordprocessingDrawing" xmlns:w10="urn:schemas-microsoft-com:office:word" xmlns:w="http://schemas.openxmlformats.org/wordprocessingml/2006/main" xmlns:w14="http://schemas.microsoft.com/office/word/2010/wordml" xmlns:w15="http://schemas.microsoft.com/office/word/2012/wordml" xmlns:w16cex="http://schemas.microsoft.com/office/word/2018/wordml/cex" xmlns:w16cid="http://schemas.microsoft.com/office/word/2016/wordml/cid" xmlns:w16="http://schemas.microsoft.com/office/word/2018/wordml" xmlns:w16sdtdh="http://schemas.microsoft.com/office/word/2020/wordml/sdtdatahash" xmlns:w16se="http://schemas.microsoft.com/office/word/2015/wordml/symex" xmlns:wpg="http://schemas.microsoft.com/office/word/2010/wordprocessingGroup" xmlns:wpi="http://schemas.microsoft.com/office/word/2010/wordprocessingInk" xmlns:wne="http://schemas.microsoft.com/office/word/2006/wordml" xmlns:wps="http://schemas.microsoft.com/office/word/2010/wordprocessingShape" mc:Ignorable="w14 w15 w16se w16cid w16 w16cex w16sdtdh wp14"/>
+</file>
+
+<file path=word/footer1.xml><?xml version="1.0" encoding="utf-8"?>
+<w:ftr xmlns:w="http://schemas.openxmlformats.org/wordprocessingml/2006/main">
+  <w:p>
+    <w:pPr>
+      <w:tabs>
+        <w:tab w:val="right" w:leader="none" w:pos="9360"/>
+      </w:tabs>
+    </w:pPr>
+    <w:r>
+      <w:rPr>
+        <w:color w:val="5B6575"/>
+        <w:sz w:val="18"/>
+      </w:rPr>
+      <w:t xml:space="preserve">Service request</w:t>
+    </w:r>
+    <w:r>
+      <w:rPr>
+        <w:color w:val="5B6575"/>
+        <w:sz w:val="18"/>
+      </w:rPr>
+      <w:tab/>
+    </w:r>
+    <w:r>
+      <w:rPr>
+        <w:color w:val="5B6575"/>
+        <w:sz w:val="18"/>
+      </w:rPr>
+      <w:t xml:space="preserve">Internal · Page </w:t>
+    </w:r>
+    <w:fldSimple w:instr=" PAGE  \* MERGEFORMAT " w:dirty="true">
+      <w:r>
+        <w:rPr>
+          <w:noProof/>
+          <w:color w:val="5B6575"/>
+          <w:sz w:val="18"/>
+        </w:rPr>
+        <w:t>[Document Page]</w:t>
+      </w:r>
+    </w:fldSimple>
+    <w:r>
+      <w:rPr>
+        <w:color w:val="5B6575"/>
+        <w:sz w:val="18"/>
+      </w:rPr>
+      <w:t xml:space="preserve"> of </w:t>
+    </w:r>
+    <w:fldSimple w:instr=" NUMPAGES  \* MERGEFORMAT " w:dirty="true">
+      <w:r>
+        <w:rPr>
+          <w:noProof/>
+          <w:color w:val="5B6575"/>
+          <w:sz w:val="18"/>
+        </w:rPr>
+        <w:t>[Document NumPages]</w:t>
+      </w:r>
+    </w:fldSimple>
+  </w:p>
+</w:ftr>
 </file>
 
 <file path=word/footnotes.xml><?xml version="1.0" encoding="utf-8"?>
@@ -264,12 +312,16 @@
 </w:footnotes>
 </file>
 
+<file path=word/header1.xml><?xml version="1.0" encoding="utf-8"?>
+<w:hdr xmlns:w="http://schemas.openxmlformats.org/wordprocessingml/2006/main"/>
+</file>
+
 <file path=word/styles.xml><?xml version="1.0" encoding="utf-8"?>
 <w:styles xmlns:mc="http://schemas.openxmlformats.org/markup-compatibility/2006" xmlns:r="http://schemas.openxmlformats.org/officeDocument/2006/relationships" xmlns:w="http://schemas.openxmlformats.org/wordprocessingml/2006/main" xmlns:w14="http://schemas.microsoft.com/office/word/2010/wordml" xmlns:w15="http://schemas.microsoft.com/office/word/2012/wordml" xmlns:w16cex="http://schemas.microsoft.com/office/word/2018/wordml/cex" xmlns:w16cid="http://schemas.microsoft.com/office/word/2016/wordml/cid" xmlns:w16="http://schemas.microsoft.com/office/word/2018/wordml" xmlns:w16sdtdh="http://schemas.microsoft.com/office/word/2020/wordml/sdtdatahash" xmlns:w16se="http://schemas.microsoft.com/office/word/2015/wordml/symex" mc:Ignorable="w14 w15 w16se w16cid w16 w16cex w16sdtdh">
   <w:docDefaults>
     <w:rPrDefault>
       <w:rPr>
-        <w:rFonts w:ascii="Carlito" w:hAnsi="Carlito" w:eastAsia="Carlito" w:cs="Carlito"/>
+        <w:rFonts w:asciiTheme="minorHAnsi" w:hAnsiTheme="minorHAnsi" w:eastAsiaTheme="minorHAnsi" w:cstheme="minorBidi"/>
         <w:sz w:val="22"/>
         <w:szCs w:val="22"/>
         <w:lang w:val="en-US" w:eastAsia="en-US" w:bidi="ar-SA"/>
@@ -10191,6 +10243,57 @@
       </w:tcPr>
     </w:tblStylePr>
   </w:style>
+  <w:style w:type="table" w:styleId="OfficeIMOModern">
+    <w:name w:val="OfficeIMO Modern"/>
+    <w:basedOn w:val="TableNormal"/>
+    <w:uiPriority w:val="40"/>
+    <w:pPr>
+      <w:spacing w:before="0" w:after="0" w:line="240" w:lineRule="auto"/>
+    </w:pPr>
+    <w:rPr>
+      <w:color w:val="1B2433"/>
+      <w:sz w:val="20"/>
+      <w:szCs w:val="20"/>
+    </w:rPr>
+    <w:tblPr>
+      <w:tblStyleRowBandSize w:val="1"/>
+      <w:tblStyleColBandSize w:val="1"/>
+      <w:tblBorders>
+        <w:bottom w:val="single" w:color="DCE2EA" w:sz="4" w:space="0"/>
+        <w:insideH w:val="single" w:color="DCE2EA" w:sz="4" w:space="0"/>
+      </w:tblBorders>
+      <w:tblCellMar>
+        <w:top w:w="100" w:type="dxa"/>
+        <w:left w:w="140" w:type="dxa"/>
+        <w:bottom w:w="100" w:type="dxa"/>
+        <w:right w:w="140" w:type="dxa"/>
+      </w:tblCellMar>
+    </w:tblPr>
+    <w:tblStylePr w:type="firstRow">
+      <w:pPr>
+        <w:keepNext/>
+      </w:pPr>
+      <w:rPr>
+        <w:b w:val="true"/>
+        <w:bCs w:val="true"/>
+        <w:color w:val="1B2433"/>
+      </w:rPr>
+      <w:trPr>
+        <w:tblHeader/>
+      </w:trPr>
+      <w:tcPr>
+        <w:tcBorders>
+          <w:bottom w:val="single" w:color="3F64D7" w:sz="8" w:space="0"/>
+        </w:tcBorders>
+        <w:shd w:val="clear" w:color="auto" w:fill="EAF0FC"/>
+      </w:tcPr>
+    </w:tblStylePr>
+    <w:tblStylePr w:type="band2Horz">
+      <w:tcPr>
+        <w:shd w:val="clear" w:color="auto" w:fill="F6F8FB"/>
+      </w:tcPr>
+    </w:tblStylePr>
+  </w:style>
   <w:style w:type="paragraph" w:styleId="Normal" w:default="true">
     <w:name w:val="Normal"/>
     <w:qFormat/>
@@ -10202,18 +10305,19 @@
     <w:link w:val="Heading1Char"/>
     <w:uiPriority w:val="9"/>
     <w:qFormat/>
-    <w:rsid w:val="00973C6F"/>
     <w:pPr>
       <w:keepNext/>
       <w:keepLines/>
-      <w:spacing w:before="240" w:after="0"/>
+      <w:spacing w:before="360" w:after="120"/>
       <w:outlineLvl w:val="0"/>
     </w:pPr>
     <w:rPr>
-      <w:rFonts w:asciiTheme="majorHAnsi" w:hAnsiTheme="majorHAnsi" w:eastAsiaTheme="majorEastAsia" w:cstheme="majorBidi"/>
-      <w:color w:val="2F5496" w:themeColor="accent1" w:themeShade="BF"/>
-      <w:sz w:val="32"/>
-      <w:szCs w:val="32"/>
+      <w:rFonts w:asciiTheme="minorHAnsi" w:hAnsiTheme="minorHAnsi" w:eastAsiaTheme="minorEastAsia" w:cstheme="minorBidi"/>
+      <w:b/>
+      <w:bCs/>
+      <w:color w:val="1B2433"/>
+      <w:sz w:val="40"/>
+      <w:szCs w:val="40"/>
     </w:rPr>
   </w:style>
   <w:style w:type="paragraph" w:styleId="Heading2">
@@ -10223,19 +10327,19 @@
     <w:link w:val="Heading2Char"/>
     <w:uiPriority w:val="9"/>
     <w:unhideWhenUsed/>
-    <w:qFormat/>
-    <w:rsid w:val="00973C6F"/>
     <w:pPr>
       <w:keepNext/>
       <w:keepLines/>
-      <w:spacing w:before="40" w:after="0"/>
+      <w:spacing w:before="280" w:after="80"/>
       <w:outlineLvl w:val="1"/>
     </w:pPr>
     <w:rPr>
-      <w:rFonts w:asciiTheme="majorHAnsi" w:hAnsiTheme="majorHAnsi" w:eastAsiaTheme="majorEastAsia" w:cstheme="majorBidi"/>
-      <w:color w:val="2F5496" w:themeColor="accent1" w:themeShade="BF"/>
-      <w:sz w:val="26"/>
-      <w:szCs w:val="26"/>
+      <w:rFonts w:asciiTheme="minorHAnsi" w:hAnsiTheme="minorHAnsi" w:eastAsiaTheme="minorEastAsia" w:cstheme="minorBidi"/>
+      <w:b/>
+      <w:bCs/>
+      <w:color w:val="1B2433"/>
+      <w:sz w:val="30"/>
+      <w:szCs w:val="30"/>
     </w:rPr>
   </w:style>
   <w:style w:type="paragraph" w:styleId="Heading3">
@@ -10244,21 +10348,20 @@
     <w:next w:val="Normal"/>
     <w:link w:val="Heading3Char"/>
     <w:uiPriority w:val="9"/>
-    <w:semiHidden/>
     <w:unhideWhenUsed/>
-    <w:qFormat/>
-    <w:rsid w:val="00700ED2"/>
     <w:pPr>
       <w:keepNext/>
       <w:keepLines/>
-      <w:spacing w:before="40" w:after="0"/>
+      <w:spacing w:before="240" w:after="60"/>
       <w:outlineLvl w:val="2"/>
     </w:pPr>
     <w:rPr>
-      <w:rFonts w:asciiTheme="majorHAnsi" w:hAnsiTheme="majorHAnsi" w:eastAsiaTheme="majorEastAsia" w:cstheme="majorBidi"/>
-      <w:color w:val="1F3763" w:themeColor="accent1" w:themeShade="7F"/>
-      <w:sz w:val="24"/>
-      <w:szCs w:val="24"/>
+      <w:rFonts w:asciiTheme="minorHAnsi" w:hAnsiTheme="minorHAnsi" w:eastAsiaTheme="minorEastAsia" w:cstheme="minorBidi"/>
+      <w:b/>
+      <w:bCs/>
+      <w:color w:val="1B2433"/>
+      <w:sz w:val="25"/>
+      <w:szCs w:val="25"/>
     </w:rPr>
   </w:style>
   <w:style w:type="paragraph" w:styleId="Heading4">
@@ -10267,21 +10370,20 @@
     <w:next w:val="Normal"/>
     <w:link w:val="Heading4Char"/>
     <w:uiPriority w:val="9"/>
-    <w:semiHidden/>
     <w:unhideWhenUsed/>
-    <w:qFormat/>
-    <w:rsid w:val="00700ED2"/>
     <w:pPr>
       <w:keepNext/>
       <w:keepLines/>
-      <w:spacing w:before="40" w:after="0"/>
+      <w:spacing w:before="240" w:after="60"/>
       <w:outlineLvl w:val="3"/>
     </w:pPr>
     <w:rPr>
-      <w:rFonts w:asciiTheme="majorHAnsi" w:hAnsiTheme="majorHAnsi" w:eastAsiaTheme="majorEastAsia" w:cstheme="majorBidi"/>
-      <w:i/>
-      <w:iCs/>
-      <w:color w:val="2F5496" w:themeColor="accent1" w:themeShade="BF"/>
+      <w:rFonts w:asciiTheme="minorHAnsi" w:hAnsiTheme="minorHAnsi" w:eastAsiaTheme="minorEastAsia" w:cstheme="minorBidi"/>
+      <w:b/>
+      <w:bCs/>
+      <w:color w:val="1B2433"/>
+      <w:sz w:val="22"/>
+      <w:szCs w:val="22"/>
     </w:rPr>
   </w:style>
   <w:style w:type="paragraph" w:styleId="Heading5">
@@ -10290,19 +10392,20 @@
     <w:next w:val="Normal"/>
     <w:link w:val="Heading5Char"/>
     <w:uiPriority w:val="9"/>
-    <w:semiHidden/>
     <w:unhideWhenUsed/>
-    <w:qFormat/>
-    <w:rsid w:val="00700ED2"/>
     <w:pPr>
       <w:keepNext/>
       <w:keepLines/>
-      <w:spacing w:before="40" w:after="0"/>
+      <w:spacing w:before="240" w:after="60"/>
       <w:outlineLvl w:val="4"/>
     </w:pPr>
     <w:rPr>
-      <w:rFonts w:asciiTheme="majorHAnsi" w:hAnsiTheme="majorHAnsi" w:eastAsiaTheme="majorEastAsia" w:cstheme="majorBidi"/>
-      <w:color w:val="2F5496" w:themeColor="accent1" w:themeShade="BF"/>
+      <w:rFonts w:asciiTheme="minorHAnsi" w:hAnsiTheme="minorHAnsi" w:eastAsiaTheme="minorEastAsia" w:cstheme="minorBidi"/>
+      <w:b/>
+      <w:bCs/>
+      <w:color w:val="1B2433"/>
+      <w:sz w:val="22"/>
+      <w:szCs w:val="22"/>
     </w:rPr>
   </w:style>
   <w:style w:type="paragraph" w:styleId="Heading6">
@@ -10311,19 +10414,20 @@
     <w:next w:val="Normal"/>
     <w:link w:val="Heading6Char"/>
     <w:uiPriority w:val="9"/>
-    <w:semiHidden/>
     <w:unhideWhenUsed/>
-    <w:qFormat/>
-    <w:rsid w:val="00700ED2"/>
     <w:pPr>
       <w:keepNext/>
       <w:keepLines/>
-      <w:spacing w:before="40" w:after="0"/>
+      <w:spacing w:before="240" w:after="60"/>
       <w:outlineLvl w:val="5"/>
     </w:pPr>
     <w:rPr>
-      <w:rFonts w:asciiTheme="majorHAnsi" w:hAnsiTheme="majorHAnsi" w:eastAsiaTheme="majorEastAsia" w:cstheme="majorBidi"/>
-      <w:color w:val="1F3763" w:themeColor="accent1" w:themeShade="7F"/>
+      <w:rFonts w:asciiTheme="minorHAnsi" w:hAnsiTheme="minorHAnsi" w:eastAsiaTheme="minorEastAsia" w:cstheme="minorBidi"/>
+      <w:b/>
+      <w:bCs/>
+      <w:color w:val="1B2433"/>
+      <w:sz w:val="20"/>
+      <w:szCs w:val="20"/>
     </w:rPr>
   </w:style>
   <w:style w:type="paragraph" w:styleId="Heading7">
@@ -10408,6 +10512,43 @@
       <w:contextualSpacing/>
     </w:pPr>
   </w:style>
+  <w:style w:type="paragraph" w:styleId="Title">
+    <w:name w:val="Title"/>
+    <w:basedOn w:val="Normal"/>
+    <w:next w:val="Normal"/>
+    <w:uiPriority w:val="10"/>
+    <w:qFormat/>
+    <w:pPr>
+      <w:keepNext/>
+      <w:spacing w:before="0" w:after="120" w:line="240" w:lineRule="auto"/>
+      <w:contextualSpacing/>
+    </w:pPr>
+    <w:rPr>
+      <w:rFonts w:asciiTheme="minorHAnsi" w:hAnsiTheme="minorHAnsi" w:eastAsiaTheme="minorEastAsia" w:cstheme="minorBidi"/>
+      <w:b/>
+      <w:bCs/>
+      <w:color w:val="1B2433"/>
+      <w:kern w:val="28"/>
+      <w:sz w:val="56"/>
+      <w:szCs w:val="56"/>
+    </w:rPr>
+  </w:style>
+  <w:style w:type="paragraph" w:styleId="Subtitle">
+    <w:name w:val="Subtitle"/>
+    <w:basedOn w:val="Normal"/>
+    <w:next w:val="Normal"/>
+    <w:uiPriority w:val="11"/>
+    <w:qFormat/>
+    <w:pPr>
+      <w:keepNext/>
+      <w:spacing w:before="0" w:after="240"/>
+    </w:pPr>
+    <w:rPr>
+      <w:color w:val="3F64D7"/>
+      <w:sz w:val="25"/>
+      <w:szCs w:val="25"/>
+    </w:rPr>
+  </w:style>
   <w:style w:type="character" w:styleId="DefaultParagraphFont" w:default="true">
     <w:name w:val="Default Paragraph Font"/>
     <w:uiPriority w:val="1"/>
@@ -10419,12 +10560,15 @@
     <w:basedOn w:val="DefaultParagraphFont"/>
     <w:link w:val="Heading1"/>
     <w:uiPriority w:val="9"/>
-    <w:rsid w:val="00700ED2"/>
+    <w:semiHidden/>
+    <w:unhideWhenUsed/>
     <w:rPr>
-      <w:rFonts w:asciiTheme="majorHAnsi" w:hAnsiTheme="majorHAnsi" w:eastAsiaTheme="majorEastAsia" w:cstheme="majorBidi"/>
-      <w:color w:val="2F5496" w:themeColor="accent1" w:themeShade="BF"/>
-      <w:sz w:val="32"/>
-      <w:szCs w:val="32"/>
+      <w:rFonts w:asciiTheme="minorHAnsi" w:hAnsiTheme="minorHAnsi" w:eastAsiaTheme="minorEastAsia" w:cstheme="minorBidi"/>
+      <w:b/>
+      <w:bCs/>
+      <w:color w:val="1B2433"/>
+      <w:sz w:val="40"/>
+      <w:szCs w:val="40"/>
     </w:rPr>
   </w:style>
   <w:style w:type="character" w:styleId="Heading2Char" w:customStyle="true">
@@ -10433,12 +10577,14 @@
     <w:link w:val="Heading2"/>
     <w:uiPriority w:val="9"/>
     <w:semiHidden/>
-    <w:rsid w:val="00700ED2"/>
+    <w:unhideWhenUsed/>
     <w:rPr>
-      <w:rFonts w:asciiTheme="majorHAnsi" w:hAnsiTheme="majorHAnsi" w:eastAsiaTheme="majorEastAsia" w:cstheme="majorBidi"/>
-      <w:color w:val="2F5496" w:themeColor="accent1" w:themeShade="BF"/>
-      <w:sz w:val="26"/>
-      <w:szCs w:val="26"/>
+      <w:rFonts w:asciiTheme="minorHAnsi" w:hAnsiTheme="minorHAnsi" w:eastAsiaTheme="minorEastAsia" w:cstheme="minorBidi"/>
+      <w:b/>
+      <w:bCs/>
+      <w:color w:val="1B2433"/>
+      <w:sz w:val="30"/>
+      <w:szCs w:val="30"/>
     </w:rPr>
   </w:style>
   <w:style w:type="character" w:styleId="Heading3Char" w:customStyle="true">
@@ -10447,12 +10593,14 @@
     <w:link w:val="Heading3"/>
     <w:uiPriority w:val="9"/>
     <w:semiHidden/>
-    <w:rsid w:val="00700ED2"/>
+    <w:unhideWhenUsed/>
     <w:rPr>
-      <w:rFonts w:asciiTheme="majorHAnsi" w:hAnsiTheme="majorHAnsi" w:eastAsiaTheme="majorEastAsia" w:cstheme="majorBidi"/>
-      <w:color w:val="1F3763" w:themeColor="accent1" w:themeShade="7F"/>
-      <w:sz w:val="24"/>
-      <w:szCs w:val="24"/>
+      <w:rFonts w:asciiTheme="minorHAnsi" w:hAnsiTheme="minorHAnsi" w:eastAsiaTheme="minorEastAsia" w:cstheme="minorBidi"/>
+      <w:b/>
+      <w:bCs/>
+      <w:color w:val="1B2433"/>
+      <w:sz w:val="25"/>
+      <w:szCs w:val="25"/>
     </w:rPr>
   </w:style>
   <w:style w:type="character" w:styleId="Heading4Char" w:customStyle="true">
@@ -10461,12 +10609,14 @@
     <w:link w:val="Heading4"/>
     <w:uiPriority w:val="9"/>
     <w:semiHidden/>
-    <w:rsid w:val="00700ED2"/>
+    <w:unhideWhenUsed/>
     <w:rPr>
-      <w:rFonts w:asciiTheme="majorHAnsi" w:hAnsiTheme="majorHAnsi" w:eastAsiaTheme="majorEastAsia" w:cstheme="majorBidi"/>
-      <w:i/>
-      <w:iCs/>
-      <w:color w:val="2F5496" w:themeColor="accent1" w:themeShade="BF"/>
+      <w:rFonts w:asciiTheme="minorHAnsi" w:hAnsiTheme="minorHAnsi" w:eastAsiaTheme="minorEastAsia" w:cstheme="minorBidi"/>
+      <w:b/>
+      <w:bCs/>
+      <w:color w:val="1B2433"/>
+      <w:sz w:val="22"/>
+      <w:szCs w:val="22"/>
     </w:rPr>
   </w:style>
   <w:style w:type="character" w:styleId="Heading5Char" w:customStyle="true">
@@ -10475,10 +10625,14 @@
     <w:link w:val="Heading5"/>
     <w:uiPriority w:val="9"/>
     <w:semiHidden/>
-    <w:rsid w:val="00700ED2"/>
+    <w:unhideWhenUsed/>
     <w:rPr>
-      <w:rFonts w:asciiTheme="majorHAnsi" w:hAnsiTheme="majorHAnsi" w:eastAsiaTheme="majorEastAsia" w:cstheme="majorBidi"/>
-      <w:color w:val="2F5496" w:themeColor="accent1" w:themeShade="BF"/>
+      <w:rFonts w:asciiTheme="minorHAnsi" w:hAnsiTheme="minorHAnsi" w:eastAsiaTheme="minorEastAsia" w:cstheme="minorBidi"/>
+      <w:b/>
+      <w:bCs/>
+      <w:color w:val="1B2433"/>
+      <w:sz w:val="22"/>
+      <w:szCs w:val="22"/>
     </w:rPr>
   </w:style>
   <w:style w:type="character" w:styleId="Heading6Char" w:customStyle="true">
@@ -10487,10 +10641,14 @@
     <w:link w:val="Heading6"/>
     <w:uiPriority w:val="9"/>
     <w:semiHidden/>
-    <w:rsid w:val="00700ED2"/>
+    <w:unhideWhenUsed/>
     <w:rPr>
-      <w:rFonts w:asciiTheme="majorHAnsi" w:hAnsiTheme="majorHAnsi" w:eastAsiaTheme="majorEastAsia" w:cstheme="majorBidi"/>
-      <w:color w:val="1F3763" w:themeColor="accent1" w:themeShade="7F"/>
+      <w:rFonts w:asciiTheme="minorHAnsi" w:hAnsiTheme="minorHAnsi" w:eastAsiaTheme="minorEastAsia" w:cstheme="minorBidi"/>
+      <w:b/>
+      <w:bCs/>
+      <w:color w:val="1B2433"/>
+      <w:sz w:val="20"/>
+      <w:szCs w:val="20"/>
     </w:rPr>
   </w:style>
   <w:style w:type="character" w:styleId="Heading7Char" w:customStyle="true">
@@ -10664,6 +10822,151 @@
     <w:rPr>
       <w:vertAlign w:val="superscript"/>
     </w:rPr>
+  </w:style>
+  <w:style w:type="paragraph" w:styleId="TOCHeading">
+    <w:name w:val="TOC Heading"/>
+    <w:basedOn w:val="Heading1"/>
+    <w:next w:val="Normal"/>
+    <w:uiPriority w:val="39"/>
+    <w:unhideWhenUsed/>
+    <w:qFormat/>
+    <w:pPr>
+      <w:outlineLvl w:val="9"/>
+    </w:pPr>
+  </w:style>
+  <w:style w:type="paragraph" w:styleId="TOC1">
+    <w:name w:val="toc 1"/>
+    <w:basedOn w:val="Normal"/>
+    <w:next w:val="Normal"/>
+    <w:autoRedefine/>
+    <w:uiPriority w:val="39"/>
+    <w:unhideWhenUsed/>
+    <w:pPr>
+      <w:tabs>
+        <w:tab w:val="right" w:leader="dot" w:pos="9350"/>
+      </w:tabs>
+      <w:spacing w:after="100"/>
+    </w:pPr>
+  </w:style>
+  <w:style w:type="paragraph" w:styleId="TOC2">
+    <w:name w:val="toc 2"/>
+    <w:basedOn w:val="Normal"/>
+    <w:next w:val="Normal"/>
+    <w:autoRedefine/>
+    <w:uiPriority w:val="39"/>
+    <w:unhideWhenUsed/>
+    <w:pPr>
+      <w:tabs>
+        <w:tab w:val="right" w:leader="dot" w:pos="9350"/>
+      </w:tabs>
+      <w:spacing w:after="100"/>
+      <w:ind w:left="220"/>
+    </w:pPr>
+  </w:style>
+  <w:style w:type="paragraph" w:styleId="TOC3">
+    <w:name w:val="toc 3"/>
+    <w:basedOn w:val="Normal"/>
+    <w:next w:val="Normal"/>
+    <w:autoRedefine/>
+    <w:uiPriority w:val="39"/>
+    <w:unhideWhenUsed/>
+    <w:pPr>
+      <w:tabs>
+        <w:tab w:val="right" w:leader="dot" w:pos="9350"/>
+      </w:tabs>
+      <w:spacing w:after="100"/>
+      <w:ind w:left="440"/>
+    </w:pPr>
+  </w:style>
+  <w:style w:type="paragraph" w:styleId="TOC4">
+    <w:name w:val="toc 4"/>
+    <w:basedOn w:val="Normal"/>
+    <w:next w:val="Normal"/>
+    <w:autoRedefine/>
+    <w:uiPriority w:val="39"/>
+    <w:unhideWhenUsed/>
+    <w:pPr>
+      <w:tabs>
+        <w:tab w:val="right" w:leader="dot" w:pos="9350"/>
+      </w:tabs>
+      <w:spacing w:after="100"/>
+      <w:ind w:left="660"/>
+    </w:pPr>
+  </w:style>
+  <w:style w:type="paragraph" w:styleId="TOC5">
+    <w:name w:val="toc 5"/>
+    <w:basedOn w:val="Normal"/>
+    <w:next w:val="Normal"/>
+    <w:autoRedefine/>
+    <w:uiPriority w:val="39"/>
+    <w:unhideWhenUsed/>
+    <w:pPr>
+      <w:tabs>
+        <w:tab w:val="right" w:leader="dot" w:pos="9350"/>
+      </w:tabs>
+      <w:spacing w:after="100"/>
+      <w:ind w:left="880"/>
+    </w:pPr>
+  </w:style>
+  <w:style w:type="paragraph" w:styleId="TOC6">
+    <w:name w:val="toc 6"/>
+    <w:basedOn w:val="Normal"/>
+    <w:next w:val="Normal"/>
+    <w:autoRedefine/>
+    <w:uiPriority w:val="39"/>
+    <w:unhideWhenUsed/>
+    <w:pPr>
+      <w:tabs>
+        <w:tab w:val="right" w:leader="dot" w:pos="9350"/>
+      </w:tabs>
+      <w:spacing w:after="100"/>
+      <w:ind w:left="1100"/>
+    </w:pPr>
+  </w:style>
+  <w:style w:type="paragraph" w:styleId="TOC7">
+    <w:name w:val="toc 7"/>
+    <w:basedOn w:val="Normal"/>
+    <w:next w:val="Normal"/>
+    <w:autoRedefine/>
+    <w:uiPriority w:val="39"/>
+    <w:unhideWhenUsed/>
+    <w:pPr>
+      <w:tabs>
+        <w:tab w:val="right" w:leader="dot" w:pos="9350"/>
+      </w:tabs>
+      <w:spacing w:after="100"/>
+      <w:ind w:left="1320"/>
+    </w:pPr>
+  </w:style>
+  <w:style w:type="paragraph" w:styleId="TOC8">
+    <w:name w:val="toc 8"/>
+    <w:basedOn w:val="Normal"/>
+    <w:next w:val="Normal"/>
+    <w:autoRedefine/>
+    <w:uiPriority w:val="39"/>
+    <w:unhideWhenUsed/>
+    <w:pPr>
+      <w:tabs>
+        <w:tab w:val="right" w:leader="dot" w:pos="9350"/>
+      </w:tabs>
+      <w:spacing w:after="100"/>
+      <w:ind w:left="1540"/>
+    </w:pPr>
+  </w:style>
+  <w:style w:type="paragraph" w:styleId="TOC9">
+    <w:name w:val="toc 9"/>
+    <w:basedOn w:val="Normal"/>
+    <w:next w:val="Normal"/>
+    <w:autoRedefine/>
+    <w:uiPriority w:val="39"/>
+    <w:unhideWhenUsed/>
+    <w:pPr>
+      <w:tabs>
+        <w:tab w:val="right" w:leader="dot" w:pos="9350"/>
+      </w:tabs>
+      <w:spacing w:after="100"/>
+      <w:ind w:left="1760"/>
+    </w:pPr>
   </w:style>
 </w:styles>
 </file>
@@ -10711,7 +11014,7 @@
     </a:clrScheme>
     <a:fontScheme name="Office">
       <a:majorFont>
-        <a:latin typeface="Calibri Light" panose="020F0302020204030204"/>
+        <a:latin typeface="Aptos"/>
         <a:ea typeface=""/>
         <a:cs typeface=""/>
         <a:font script="Jpan" typeface="游ゴシック Light"/>
@@ -10763,7 +11066,7 @@
         <a:font script="Tfng" typeface="Ebrima"/>
       </a:majorFont>
       <a:minorFont>
-        <a:latin typeface="Calibri" panose="020F0502020204030204"/>
+        <a:latin typeface="Aptos"/>
         <a:ea typeface=""/>
         <a:cs typeface=""/>
         <a:font script="Jpan" typeface="游明朝"/>
